--- a/chapters-java/what to study.docx
+++ b/chapters-java/what to study.docx
@@ -742,6 +742,34 @@
         <w:rPr>
           <w:lang w:val="en-US"/>
         </w:rPr>
+        <w:t xml:space="preserve">additionally, </w:t>
+      </w:r>
+      <w:proofErr w:type="spellStart"/>
+      <w:r>
+        <w:rPr>
+          <w:lang w:val="en-US"/>
+        </w:rPr>
+        <w:t>dont</w:t>
+      </w:r>
+      <w:proofErr w:type="spellEnd"/>
+      <w:r>
+        <w:rPr>
+          <w:lang w:val="en-US"/>
+        </w:rPr>
+        <w:t xml:space="preserve"> simply ask every single question in the file, this is practice for a real interview so instead of asking me simple all the questions, make me the necessary quantity, to cover the subjects</w:t>
+      </w:r>
+    </w:p>
+    <w:p>
+      <w:pPr>
+        <w:rPr>
+          <w:lang w:val="en-US"/>
+        </w:rPr>
+      </w:pPr>
+      <w:r>
+        <w:rPr>
+          <w:lang w:val="en-US"/>
+        </w:rPr>
+        <w:lastRenderedPageBreak/>
         <w:t>Current topic: [INSERT TOPIC] — questions: [INSERT QUESTIONS OR ATTACH FILE]</w:t>
       </w:r>
     </w:p>
@@ -1001,6 +1029,7 @@
         <w:rPr>
           <w:lang w:val="en-US"/>
         </w:rPr>
+        <w:lastRenderedPageBreak/>
         <w:t>Can you add duplicates/nulls to a List</w:t>
       </w:r>
     </w:p>
@@ -1027,7 +1056,6 @@
         <w:rPr>
           <w:lang w:val="en-US"/>
         </w:rPr>
-        <w:lastRenderedPageBreak/>
         <w:t>How HashMap works internally (hashing, hashCode, equals)</w:t>
       </w:r>
     </w:p>
@@ -1373,6 +1401,7 @@
         <w:rPr>
           <w:lang w:val="en-US"/>
         </w:rPr>
+        <w:lastRenderedPageBreak/>
         <w:t>Synchronized vs Concurrent collections deep dive</w:t>
       </w:r>
     </w:p>
@@ -1394,7 +1423,6 @@
         <w:rPr>
           <w:lang w:val="en-US"/>
         </w:rPr>
-        <w:lastRenderedPageBreak/>
         <w:t>Threading</w:t>
       </w:r>
     </w:p>
@@ -1755,6 +1783,7 @@
     </w:p>
     <w:p>
       <w:r>
+        <w:lastRenderedPageBreak/>
         <w:pict w14:anchorId="03C55170">
           <v:rect id="_x0000_i1028" style="width:0;height:1.5pt" o:hralign="center" o:hrstd="t" o:hr="t" fillcolor="#a0a0a0" stroked="f"/>
         </w:pict>
@@ -1791,7 +1820,6 @@
         <w:rPr>
           <w:lang w:val="en-US"/>
         </w:rPr>
-        <w:lastRenderedPageBreak/>
         <w:t>Everything about thread interrupt, stop, suspend methods</w:t>
       </w:r>
     </w:p>
@@ -2099,6 +2127,7 @@
           <w:b/>
           <w:bCs/>
         </w:rPr>
+        <w:lastRenderedPageBreak/>
         <w:t>⚠️</w:t>
       </w:r>
       <w:r>
@@ -2139,7 +2168,6 @@
         </w:numPr>
       </w:pPr>
       <w:r>
-        <w:lastRenderedPageBreak/>
         <w:t>ReadWriteLock</w:t>
       </w:r>
     </w:p>
@@ -2457,6 +2485,7 @@
         <w:rPr>
           <w:lang w:val="en-US"/>
         </w:rPr>
+        <w:lastRenderedPageBreak/>
         <w:t>What is the difference between flatMap() and map()</w:t>
       </w:r>
     </w:p>
@@ -2491,7 +2520,6 @@
           <w:bCs/>
           <w:lang w:val="en-US"/>
         </w:rPr>
-        <w:lastRenderedPageBreak/>
         <w:t>⚠</w:t>
       </w:r>
       <w:r>
@@ -2802,6 +2830,7 @@
         <w:rPr>
           <w:lang w:val="en-US"/>
         </w:rPr>
+        <w:lastRenderedPageBreak/>
         <w:t>Why is memory allocation in stack faster than heap</w:t>
       </w:r>
     </w:p>
@@ -2847,7 +2876,6 @@
         </w:numPr>
       </w:pPr>
       <w:r>
-        <w:lastRenderedPageBreak/>
         <w:t>What is Garbage Collection</w:t>
       </w:r>
     </w:p>
@@ -3167,6 +3195,7 @@
         </w:numPr>
       </w:pPr>
       <w:r>
+        <w:lastRenderedPageBreak/>
         <w:t>How JIT works internally</w:t>
       </w:r>
     </w:p>
@@ -3206,7 +3235,6 @@
         </w:numPr>
       </w:pPr>
       <w:r>
-        <w:lastRenderedPageBreak/>
         <w:t>finalize() method</w:t>
       </w:r>
     </w:p>
@@ -3572,7 +3600,6 @@
         <w:rPr>
           <w:lang w:val="en-US"/>
         </w:rPr>
-        <w:lastRenderedPageBreak/>
         <w:t>Web basics</w:t>
       </w:r>
     </w:p>
@@ -3596,6 +3623,7 @@
         <w:rPr>
           <w:b/>
           <w:bCs/>
+          <w:lang w:val="en-US"/>
         </w:rPr>
         <w:t xml:space="preserve"> </w:t>
       </w:r>
@@ -3964,6 +3992,7 @@
         </w:numPr>
       </w:pPr>
       <w:r>
+        <w:lastRenderedPageBreak/>
         <w:t>HTTP Basic Auth</w:t>
       </w:r>
     </w:p>
@@ -4009,7 +4038,6 @@
         </w:numPr>
       </w:pPr>
       <w:r>
-        <w:lastRenderedPageBreak/>
         <w:t>REST vs AJAX</w:t>
       </w:r>
     </w:p>
